--- a/Class 12/Software engineering/SE-UNIT 2.docx
+++ b/Class 12/Software engineering/SE-UNIT 2.docx
@@ -1,6 +1,6 @@
 
 <file path=word/document.xml><?xml version="1.0" encoding="utf-8"?>
-<w:document xmlns:wpc="http://schemas.microsoft.com/office/word/2010/wordprocessingCanvas" xmlns:mc="http://schemas.openxmlformats.org/markup-compatibility/2006" xmlns:o="urn:schemas-microsoft-com:office:office" xmlns:r="http://schemas.openxmlformats.org/officeDocument/2006/relationships" xmlns:m="http://schemas.openxmlformats.org/officeDocument/2006/math" xmlns:v="urn:schemas-microsoft-com:vml" xmlns:wp14="http://schemas.microsoft.com/office/word/2010/wordprocessingDrawing" xmlns:wp="http://schemas.openxmlformats.org/drawingml/2006/wordprocessingDrawing" xmlns:w10="urn:schemas-microsoft-com:office:word" xmlns:w="http://schemas.openxmlformats.org/wordprocessingml/2006/main" xmlns:w14="http://schemas.microsoft.com/office/word/2010/wordml" xmlns:w15="http://schemas.microsoft.com/office/word/2012/wordml" xmlns:wpg="http://schemas.microsoft.com/office/word/2010/wordprocessingGroup" xmlns:wpi="http://schemas.microsoft.com/office/word/2010/wordprocessingInk" xmlns:wne="http://schemas.microsoft.com/office/word/2006/wordml" xmlns:wps="http://schemas.microsoft.com/office/word/2010/wordprocessingShape" mc:Ignorable="w14 w15 wp14">
+<w:document xmlns:wpc="http://schemas.microsoft.com/office/word/2010/wordprocessingCanvas" xmlns:cx="http://schemas.microsoft.com/office/drawing/2014/chartex" xmlns:cx1="http://schemas.microsoft.com/office/drawing/2015/9/8/chartex" xmlns:cx2="http://schemas.microsoft.com/office/drawing/2015/10/21/chartex" xmlns:cx3="http://schemas.microsoft.com/office/drawing/2016/5/9/chartex" xmlns:cx4="http://schemas.microsoft.com/office/drawing/2016/5/10/chartex" xmlns:cx5="http://schemas.microsoft.com/office/drawing/2016/5/11/chartex" xmlns:cx6="http://schemas.microsoft.com/office/drawing/2016/5/12/chartex" xmlns:cx7="http://schemas.microsoft.com/office/drawing/2016/5/13/chartex" xmlns:cx8="http://schemas.microsoft.com/office/drawing/2016/5/14/chartex" xmlns:mc="http://schemas.openxmlformats.org/markup-compatibility/2006" xmlns:aink="http://schemas.microsoft.com/office/drawing/2016/ink" xmlns:am3d="http://schemas.microsoft.com/office/drawing/2017/model3d" xmlns:o="urn:schemas-microsoft-com:office:office" xmlns:oel="http://schemas.microsoft.com/office/2019/extlst" xmlns:r="http://schemas.openxmlformats.org/officeDocument/2006/relationships" xmlns:m="http://schemas.openxmlformats.org/officeDocument/2006/math" xmlns:v="urn:schemas-microsoft-com:vml" xmlns:wp14="http://schemas.microsoft.com/office/word/2010/wordprocessingDrawing" xmlns:wp="http://schemas.openxmlformats.org/drawingml/2006/wordprocessingDrawing" xmlns:w10="urn:schemas-microsoft-com:office:word" xmlns:w="http://schemas.openxmlformats.org/wordprocessingml/2006/main" xmlns:w14="http://schemas.microsoft.com/office/word/2010/wordml" xmlns:w15="http://schemas.microsoft.com/office/word/2012/wordml" xmlns:w16cex="http://schemas.microsoft.com/office/word/2018/wordml/cex" xmlns:w16cid="http://schemas.microsoft.com/office/word/2016/wordml/cid" xmlns:w16="http://schemas.microsoft.com/office/word/2018/wordml" xmlns:w16du="http://schemas.microsoft.com/office/word/2023/wordml/word16du" xmlns:w16sdtdh="http://schemas.microsoft.com/office/word/2020/wordml/sdtdatahash" xmlns:w16sdtfl="http://schemas.microsoft.com/office/word/2024/wordml/sdtformatlock" xmlns:w16se="http://schemas.microsoft.com/office/word/2015/wordml/symex" xmlns:wpg="http://schemas.microsoft.com/office/word/2010/wordprocessingGroup" xmlns:wpi="http://schemas.microsoft.com/office/word/2010/wordprocessingInk" xmlns:wne="http://schemas.microsoft.com/office/word/2006/wordml" xmlns:wps="http://schemas.microsoft.com/office/word/2010/wordprocessingShape" mc:Ignorable="w14 w15 w16se w16cid w16 w16cex w16sdtdh w16sdtfl w16du wp14">
   <w:body>
     <w:p>
       <w:pPr>
@@ -215,7 +215,7 @@
           <w:noProof/>
         </w:rPr>
         <w:drawing>
-          <wp:inline distT="0" distB="0" distL="0" distR="0">
+          <wp:inline distT="0" distB="0" distL="0" distR="0" wp14:anchorId="4D8CAC95" wp14:editId="28C5BCED">
             <wp:extent cx="4869873" cy="2783272"/>
             <wp:effectExtent l="0" t="0" r="6985" b="0"/>
             <wp:docPr id="8" name="Picture 8"/>
@@ -502,15 +502,7 @@
         <w:spacing w:after="0"/>
       </w:pPr>
       <w:r>
-        <w:t>In complex projects, many find PERT hard to interpret, so they may also use a Gantt </w:t>
-      </w:r>
-      <w:proofErr w:type="gramStart"/>
-      <w:r>
-        <w:t>Chart</w:t>
-      </w:r>
-      <w:proofErr w:type="gramEnd"/>
-      <w:r>
-        <w:t>, another popular method for project management.</w:t>
+        <w:t>In complex projects, many find PERT hard to interpret, so they may also use a Gantt Chart, another popular method for project management.</w:t>
       </w:r>
     </w:p>
     <w:p>
@@ -553,7 +545,7 @@
           <w:noProof/>
         </w:rPr>
         <w:drawing>
-          <wp:inline distT="0" distB="0" distL="0" distR="0">
+          <wp:inline distT="0" distB="0" distL="0" distR="0" wp14:anchorId="44EDA00C" wp14:editId="6B21BEEE">
             <wp:extent cx="3943350" cy="2497456"/>
             <wp:effectExtent l="0" t="0" r="0" b="0"/>
             <wp:docPr id="1" name="Picture 1" descr="PERT Chart or Project Network"/>
@@ -1372,7 +1364,7 @@
           <w:noProof/>
         </w:rPr>
         <w:drawing>
-          <wp:inline distT="0" distB="0" distL="0" distR="0">
+          <wp:inline distT="0" distB="0" distL="0" distR="0" wp14:anchorId="08A690BF" wp14:editId="790BB298">
             <wp:extent cx="1917193" cy="352425"/>
             <wp:effectExtent l="0" t="0" r="6985" b="0"/>
             <wp:docPr id="2" name="Picture 2" descr="Estimated Duration Formula"/>
@@ -1438,7 +1430,7 @@
           <w:noProof/>
         </w:rPr>
         <w:drawing>
-          <wp:inline distT="0" distB="0" distL="0" distR="0">
+          <wp:inline distT="0" distB="0" distL="0" distR="0" wp14:anchorId="50CF6ECC" wp14:editId="40DA726F">
             <wp:extent cx="1340737" cy="438150"/>
             <wp:effectExtent l="0" t="0" r="0" b="0"/>
             <wp:docPr id="3" name="Picture 3" descr="Variance Formula"/>
@@ -1531,7 +1523,7 @@
           <w:noProof/>
         </w:rPr>
         <w:drawing>
-          <wp:inline distT="0" distB="0" distL="0" distR="0">
+          <wp:inline distT="0" distB="0" distL="0" distR="0" wp14:anchorId="1764DC80" wp14:editId="136BDB9E">
             <wp:extent cx="5357322" cy="2247900"/>
             <wp:effectExtent l="0" t="0" r="0" b="0"/>
             <wp:docPr id="7" name="Picture 7"/>
@@ -2751,13 +2743,8 @@
         </w:rPr>
         <w:t>σ</w:t>
       </w:r>
-      <w:proofErr w:type="gramStart"/>
-      <w:r>
-        <w:t>)=</w:t>
-      </w:r>
-      <w:proofErr w:type="gramEnd"/>
-      <w:r>
-        <w:t xml:space="preserve"> 5</w:t>
+      <w:r>
+        <w:t>)= 5</w:t>
       </w:r>
     </w:p>
     <w:p>
@@ -2975,19 +2962,11 @@
           <w:rFonts w:ascii="Yu Gothic Medium" w:eastAsia="Yu Gothic Medium" w:hAnsi="Yu Gothic Medium"/>
         </w:rPr>
       </w:pPr>
-      <w:proofErr w:type="gramStart"/>
       <w:r>
         <w:rPr>
           <w:rFonts w:ascii="Yu Gothic Medium" w:eastAsia="Yu Gothic Medium" w:hAnsi="Yu Gothic Medium"/>
         </w:rPr>
-        <w:t>P(</w:t>
-      </w:r>
-      <w:proofErr w:type="gramEnd"/>
-      <w:r>
-        <w:rPr>
-          <w:rFonts w:ascii="Yu Gothic Medium" w:eastAsia="Yu Gothic Medium" w:hAnsi="Yu Gothic Medium"/>
-        </w:rPr>
-        <w:t>Z</w:t>
+        <w:t>P(Z</w:t>
       </w:r>
       <w:r>
         <w:rPr>
@@ -4246,8 +4225,6 @@
         <w:spacing w:after="0"/>
         <w:jc w:val="both"/>
       </w:pPr>
-      <w:bookmarkStart w:id="0" w:name="_GoBack"/>
-      <w:bookmarkEnd w:id="0"/>
     </w:p>
     <w:p>
       <w:pPr>
@@ -4494,15 +4471,23 @@
         <w:jc w:val="both"/>
       </w:pPr>
       <w:r>
-        <w:t xml:space="preserve">Here, ES and EF is determined through forward pass and LS, SL and LF is determined through </w:t>
+        <w:t xml:space="preserve">Here, ES and EF </w:t>
       </w:r>
       <w:proofErr w:type="gramStart"/>
       <w:r>
-        <w:t>Backward</w:t>
+        <w:t>is</w:t>
       </w:r>
       <w:proofErr w:type="gramEnd"/>
       <w:r>
-        <w:t xml:space="preserve"> pass.</w:t>
+        <w:t xml:space="preserve"> determined through forward pass and LS, SL and LF </w:t>
+      </w:r>
+      <w:proofErr w:type="gramStart"/>
+      <w:r>
+        <w:t>is</w:t>
+      </w:r>
+      <w:proofErr w:type="gramEnd"/>
+      <w:r>
+        <w:t xml:space="preserve"> determined through Backward pass.</w:t>
       </w:r>
     </w:p>
     <w:p>
@@ -4672,42 +4657,46 @@
           <w:b/>
           <w:bCs/>
         </w:rPr>
-        <w:t xml:space="preserve">Duration of project= sum of </w:t>
-      </w:r>
-      <w:proofErr w:type="gramStart"/>
-      <w:r>
+        <w:t>Duration of project= sum of duration(time) of critical nodes/ activities.</w:t>
+      </w:r>
+    </w:p>
+    <w:p>
+      <w:pPr>
+        <w:spacing w:after="0"/>
+        <w:jc w:val="both"/>
+      </w:pPr>
+      <w:r>
+        <w:t>Total duration of project= 5+4+6+4 = 19 months</w:t>
+      </w:r>
+    </w:p>
+    <w:p>
+      <w:pPr>
+        <w:spacing w:after="0"/>
+        <w:jc w:val="both"/>
+      </w:pPr>
+      <w:r>
+        <w:t>Therefore, the duration of project is 19 months.</w:t>
+      </w:r>
+    </w:p>
+    <w:p>
+      <w:pPr>
+        <w:spacing w:after="0"/>
+        <w:jc w:val="both"/>
         <w:rPr>
           <w:b/>
           <w:bCs/>
         </w:rPr>
-        <w:t>duration(</w:t>
-      </w:r>
-      <w:proofErr w:type="gramEnd"/>
-      <w:r>
+      </w:pPr>
+    </w:p>
+    <w:p>
+      <w:pPr>
+        <w:spacing w:after="0"/>
+        <w:jc w:val="both"/>
         <w:rPr>
           <w:b/>
           <w:bCs/>
         </w:rPr>
-        <w:t>time) of critical nodes/ activities.</w:t>
-      </w:r>
-    </w:p>
-    <w:p>
-      <w:pPr>
-        <w:spacing w:after="0"/>
-        <w:jc w:val="both"/>
-      </w:pPr>
-      <w:r>
-        <w:t>Total duration of project= 5+4+6+4 = 19 months</w:t>
-      </w:r>
-    </w:p>
-    <w:p>
-      <w:pPr>
-        <w:spacing w:after="0"/>
-        <w:jc w:val="both"/>
-      </w:pPr>
-      <w:r>
-        <w:t>Therefore, the duration of project is 19 months.</w:t>
-      </w:r>
+      </w:pPr>
     </w:p>
     <w:p>
       <w:pPr>
@@ -4718,55 +4707,26 @@
           <w:bCs/>
         </w:rPr>
       </w:pPr>
-    </w:p>
-    <w:p>
-      <w:pPr>
-        <w:spacing w:after="0"/>
-        <w:jc w:val="both"/>
+      <w:r>
         <w:rPr>
           <w:b/>
           <w:bCs/>
         </w:rPr>
-      </w:pPr>
-    </w:p>
-    <w:p>
-      <w:pPr>
-        <w:spacing w:after="0"/>
-        <w:jc w:val="both"/>
+        <w:lastRenderedPageBreak/>
+        <w:t xml:space="preserve">What is </w:t>
+      </w:r>
+      <w:r>
         <w:rPr>
           <w:b/>
           <w:bCs/>
         </w:rPr>
-      </w:pPr>
+        <w:t>Float(slack)</w:t>
+      </w:r>
       <w:r>
         <w:rPr>
           <w:b/>
           <w:bCs/>
         </w:rPr>
-        <w:lastRenderedPageBreak/>
-        <w:t xml:space="preserve">What is </w:t>
-      </w:r>
-      <w:proofErr w:type="gramStart"/>
-      <w:r>
-        <w:rPr>
-          <w:b/>
-          <w:bCs/>
-        </w:rPr>
-        <w:t>Float(</w:t>
-      </w:r>
-      <w:proofErr w:type="gramEnd"/>
-      <w:r>
-        <w:rPr>
-          <w:b/>
-          <w:bCs/>
-        </w:rPr>
-        <w:t>slack)</w:t>
-      </w:r>
-      <w:r>
-        <w:rPr>
-          <w:b/>
-          <w:bCs/>
-        </w:rPr>
         <w:t>?</w:t>
       </w:r>
     </w:p>
@@ -4799,7 +4759,19 @@
         <w:spacing w:after="0"/>
       </w:pPr>
       <w:r>
-        <w:t xml:space="preserve">Free float: This refers to how long an activity can be delayed without impacting the following activity. There can only be free float when two or more activities share a common successor. On a network diagram, this is where activities converge. Free float = ES - EF </w:t>
+        <w:t>Free float: This refers to how long an activity can be delayed without impacting the following activity. There can only be free float when two or more activities share a common successor. On a network diagram, this is where activities converge. Free float = E</w:t>
+      </w:r>
+      <w:r>
+        <w:t>F</w:t>
+      </w:r>
+      <w:r>
+        <w:t xml:space="preserve"> - E</w:t>
+      </w:r>
+      <w:r>
+        <w:t>S</w:t>
+      </w:r>
+      <w:r>
+        <w:t xml:space="preserve"> </w:t>
       </w:r>
       <w:r>
         <w:t>– D</w:t>
@@ -5306,7 +5278,7 @@
           <w:noProof/>
         </w:rPr>
         <w:drawing>
-          <wp:inline distT="0" distB="0" distL="0" distR="0">
+          <wp:inline distT="0" distB="0" distL="0" distR="0" wp14:anchorId="2BD4E9F5" wp14:editId="22202044">
             <wp:extent cx="2910881" cy="5918610"/>
             <wp:effectExtent l="1270" t="0" r="5080" b="5080"/>
             <wp:docPr id="5" name="Picture 5"/>
@@ -8170,15 +8142,23 @@
         <w:jc w:val="both"/>
       </w:pPr>
       <w:r>
-        <w:t xml:space="preserve">Here, ES and EF is determined through forward pass and LS, SL and LF is determined through </w:t>
+        <w:t xml:space="preserve">Here, ES and EF </w:t>
       </w:r>
       <w:proofErr w:type="gramStart"/>
       <w:r>
-        <w:t>Backward</w:t>
+        <w:t>is</w:t>
       </w:r>
       <w:proofErr w:type="gramEnd"/>
       <w:r>
-        <w:t xml:space="preserve"> pass.</w:t>
+        <w:t xml:space="preserve"> determined through forward pass and LS, SL and LF </w:t>
+      </w:r>
+      <w:proofErr w:type="gramStart"/>
+      <w:r>
+        <w:t>is</w:t>
+      </w:r>
+      <w:proofErr w:type="gramEnd"/>
+      <w:r>
+        <w:t xml:space="preserve"> determined through Backward pass.</w:t>
       </w:r>
     </w:p>
     <w:p>
@@ -8345,23 +8325,7 @@
           <w:b/>
           <w:bCs/>
         </w:rPr>
-        <w:t xml:space="preserve">Duration of project= sum of </w:t>
-      </w:r>
-      <w:proofErr w:type="gramStart"/>
-      <w:r>
-        <w:rPr>
-          <w:b/>
-          <w:bCs/>
-        </w:rPr>
-        <w:t>duration(</w:t>
-      </w:r>
-      <w:proofErr w:type="gramEnd"/>
-      <w:r>
-        <w:rPr>
-          <w:b/>
-          <w:bCs/>
-        </w:rPr>
-        <w:t>time) of critical nodes/ activities.</w:t>
+        <w:t>Duration of project= sum of duration(time) of critical nodes/ activities.</w:t>
       </w:r>
     </w:p>
     <w:p>
@@ -9232,7 +9196,7 @@
 </file>
 
 <file path=word/endnotes.xml><?xml version="1.0" encoding="utf-8"?>
-<w:endnotes xmlns:wpc="http://schemas.microsoft.com/office/word/2010/wordprocessingCanvas" xmlns:mc="http://schemas.openxmlformats.org/markup-compatibility/2006" xmlns:o="urn:schemas-microsoft-com:office:office" xmlns:r="http://schemas.openxmlformats.org/officeDocument/2006/relationships" xmlns:m="http://schemas.openxmlformats.org/officeDocument/2006/math" xmlns:v="urn:schemas-microsoft-com:vml" xmlns:wp14="http://schemas.microsoft.com/office/word/2010/wordprocessingDrawing" xmlns:wp="http://schemas.openxmlformats.org/drawingml/2006/wordprocessingDrawing" xmlns:w10="urn:schemas-microsoft-com:office:word" xmlns:w="http://schemas.openxmlformats.org/wordprocessingml/2006/main" xmlns:w14="http://schemas.microsoft.com/office/word/2010/wordml" xmlns:w15="http://schemas.microsoft.com/office/word/2012/wordml" xmlns:wpg="http://schemas.microsoft.com/office/word/2010/wordprocessingGroup" xmlns:wpi="http://schemas.microsoft.com/office/word/2010/wordprocessingInk" xmlns:wne="http://schemas.microsoft.com/office/word/2006/wordml" xmlns:wps="http://schemas.microsoft.com/office/word/2010/wordprocessingShape" mc:Ignorable="w14 w15 wp14">
+<w:endnotes xmlns:wpc="http://schemas.microsoft.com/office/word/2010/wordprocessingCanvas" xmlns:cx="http://schemas.microsoft.com/office/drawing/2014/chartex" xmlns:cx1="http://schemas.microsoft.com/office/drawing/2015/9/8/chartex" xmlns:cx2="http://schemas.microsoft.com/office/drawing/2015/10/21/chartex" xmlns:cx3="http://schemas.microsoft.com/office/drawing/2016/5/9/chartex" xmlns:cx4="http://schemas.microsoft.com/office/drawing/2016/5/10/chartex" xmlns:cx5="http://schemas.microsoft.com/office/drawing/2016/5/11/chartex" xmlns:cx6="http://schemas.microsoft.com/office/drawing/2016/5/12/chartex" xmlns:cx7="http://schemas.microsoft.com/office/drawing/2016/5/13/chartex" xmlns:cx8="http://schemas.microsoft.com/office/drawing/2016/5/14/chartex" xmlns:mc="http://schemas.openxmlformats.org/markup-compatibility/2006" xmlns:aink="http://schemas.microsoft.com/office/drawing/2016/ink" xmlns:am3d="http://schemas.microsoft.com/office/drawing/2017/model3d" xmlns:o="urn:schemas-microsoft-com:office:office" xmlns:oel="http://schemas.microsoft.com/office/2019/extlst" xmlns:r="http://schemas.openxmlformats.org/officeDocument/2006/relationships" xmlns:m="http://schemas.openxmlformats.org/officeDocument/2006/math" xmlns:v="urn:schemas-microsoft-com:vml" xmlns:wp14="http://schemas.microsoft.com/office/word/2010/wordprocessingDrawing" xmlns:wp="http://schemas.openxmlformats.org/drawingml/2006/wordprocessingDrawing" xmlns:w10="urn:schemas-microsoft-com:office:word" xmlns:w="http://schemas.openxmlformats.org/wordprocessingml/2006/main" xmlns:w14="http://schemas.microsoft.com/office/word/2010/wordml" xmlns:w15="http://schemas.microsoft.com/office/word/2012/wordml" xmlns:w16cex="http://schemas.microsoft.com/office/word/2018/wordml/cex" xmlns:w16cid="http://schemas.microsoft.com/office/word/2016/wordml/cid" xmlns:w16="http://schemas.microsoft.com/office/word/2018/wordml" xmlns:w16du="http://schemas.microsoft.com/office/word/2023/wordml/word16du" xmlns:w16sdtdh="http://schemas.microsoft.com/office/word/2020/wordml/sdtdatahash" xmlns:w16sdtfl="http://schemas.microsoft.com/office/word/2024/wordml/sdtformatlock" xmlns:w16se="http://schemas.microsoft.com/office/word/2015/wordml/symex" xmlns:wpg="http://schemas.microsoft.com/office/word/2010/wordprocessingGroup" xmlns:wpi="http://schemas.microsoft.com/office/word/2010/wordprocessingInk" xmlns:wne="http://schemas.microsoft.com/office/word/2006/wordml" xmlns:wps="http://schemas.microsoft.com/office/word/2010/wordprocessingShape" mc:Ignorable="w14 w15 w16se w16cid w16 w16cex w16sdtdh w16sdtfl w16du wp14">
   <w:endnote w:type="separator" w:id="-1">
     <w:p>
       <w:pPr>
@@ -9257,7 +9221,7 @@
 </file>
 
 <file path=word/footer1.xml><?xml version="1.0" encoding="utf-8"?>
-<w:ftr xmlns:wpc="http://schemas.microsoft.com/office/word/2010/wordprocessingCanvas" xmlns:mc="http://schemas.openxmlformats.org/markup-compatibility/2006" xmlns:o="urn:schemas-microsoft-com:office:office" xmlns:r="http://schemas.openxmlformats.org/officeDocument/2006/relationships" xmlns:m="http://schemas.openxmlformats.org/officeDocument/2006/math" xmlns:v="urn:schemas-microsoft-com:vml" xmlns:wp14="http://schemas.microsoft.com/office/word/2010/wordprocessingDrawing" xmlns:wp="http://schemas.openxmlformats.org/drawingml/2006/wordprocessingDrawing" xmlns:w10="urn:schemas-microsoft-com:office:word" xmlns:w="http://schemas.openxmlformats.org/wordprocessingml/2006/main" xmlns:w14="http://schemas.microsoft.com/office/word/2010/wordml" xmlns:w15="http://schemas.microsoft.com/office/word/2012/wordml" xmlns:wpg="http://schemas.microsoft.com/office/word/2010/wordprocessingGroup" xmlns:wpi="http://schemas.microsoft.com/office/word/2010/wordprocessingInk" xmlns:wne="http://schemas.microsoft.com/office/word/2006/wordml" xmlns:wps="http://schemas.microsoft.com/office/word/2010/wordprocessingShape" mc:Ignorable="w14 w15 wp14">
+<w:ftr xmlns:wpc="http://schemas.microsoft.com/office/word/2010/wordprocessingCanvas" xmlns:cx="http://schemas.microsoft.com/office/drawing/2014/chartex" xmlns:cx1="http://schemas.microsoft.com/office/drawing/2015/9/8/chartex" xmlns:cx2="http://schemas.microsoft.com/office/drawing/2015/10/21/chartex" xmlns:cx3="http://schemas.microsoft.com/office/drawing/2016/5/9/chartex" xmlns:cx4="http://schemas.microsoft.com/office/drawing/2016/5/10/chartex" xmlns:cx5="http://schemas.microsoft.com/office/drawing/2016/5/11/chartex" xmlns:cx6="http://schemas.microsoft.com/office/drawing/2016/5/12/chartex" xmlns:cx7="http://schemas.microsoft.com/office/drawing/2016/5/13/chartex" xmlns:cx8="http://schemas.microsoft.com/office/drawing/2016/5/14/chartex" xmlns:mc="http://schemas.openxmlformats.org/markup-compatibility/2006" xmlns:aink="http://schemas.microsoft.com/office/drawing/2016/ink" xmlns:am3d="http://schemas.microsoft.com/office/drawing/2017/model3d" xmlns:o="urn:schemas-microsoft-com:office:office" xmlns:oel="http://schemas.microsoft.com/office/2019/extlst" xmlns:r="http://schemas.openxmlformats.org/officeDocument/2006/relationships" xmlns:m="http://schemas.openxmlformats.org/officeDocument/2006/math" xmlns:v="urn:schemas-microsoft-com:vml" xmlns:wp14="http://schemas.microsoft.com/office/word/2010/wordprocessingDrawing" xmlns:wp="http://schemas.openxmlformats.org/drawingml/2006/wordprocessingDrawing" xmlns:w10="urn:schemas-microsoft-com:office:word" xmlns:w="http://schemas.openxmlformats.org/wordprocessingml/2006/main" xmlns:w14="http://schemas.microsoft.com/office/word/2010/wordml" xmlns:w15="http://schemas.microsoft.com/office/word/2012/wordml" xmlns:w16cex="http://schemas.microsoft.com/office/word/2018/wordml/cex" xmlns:w16cid="http://schemas.microsoft.com/office/word/2016/wordml/cid" xmlns:w16="http://schemas.microsoft.com/office/word/2018/wordml" xmlns:w16du="http://schemas.microsoft.com/office/word/2023/wordml/word16du" xmlns:w16sdtdh="http://schemas.microsoft.com/office/word/2020/wordml/sdtdatahash" xmlns:w16sdtfl="http://schemas.microsoft.com/office/word/2024/wordml/sdtformatlock" xmlns:w16se="http://schemas.microsoft.com/office/word/2015/wordml/symex" xmlns:wpg="http://schemas.microsoft.com/office/word/2010/wordprocessingGroup" xmlns:wpi="http://schemas.microsoft.com/office/word/2010/wordprocessingInk" xmlns:wne="http://schemas.microsoft.com/office/word/2006/wordml" xmlns:wps="http://schemas.microsoft.com/office/word/2010/wordprocessingShape" mc:Ignorable="w14 w15 w16se w16cid w16 w16cex w16sdtdh w16sdtfl w16du wp14">
   <w:sdt>
     <w:sdtPr>
       <w:id w:val="1695727763"/>
@@ -9310,7 +9274,7 @@
 </file>
 
 <file path=word/footnotes.xml><?xml version="1.0" encoding="utf-8"?>
-<w:footnotes xmlns:wpc="http://schemas.microsoft.com/office/word/2010/wordprocessingCanvas" xmlns:mc="http://schemas.openxmlformats.org/markup-compatibility/2006" xmlns:o="urn:schemas-microsoft-com:office:office" xmlns:r="http://schemas.openxmlformats.org/officeDocument/2006/relationships" xmlns:m="http://schemas.openxmlformats.org/officeDocument/2006/math" xmlns:v="urn:schemas-microsoft-com:vml" xmlns:wp14="http://schemas.microsoft.com/office/word/2010/wordprocessingDrawing" xmlns:wp="http://schemas.openxmlformats.org/drawingml/2006/wordprocessingDrawing" xmlns:w10="urn:schemas-microsoft-com:office:word" xmlns:w="http://schemas.openxmlformats.org/wordprocessingml/2006/main" xmlns:w14="http://schemas.microsoft.com/office/word/2010/wordml" xmlns:w15="http://schemas.microsoft.com/office/word/2012/wordml" xmlns:wpg="http://schemas.microsoft.com/office/word/2010/wordprocessingGroup" xmlns:wpi="http://schemas.microsoft.com/office/word/2010/wordprocessingInk" xmlns:wne="http://schemas.microsoft.com/office/word/2006/wordml" xmlns:wps="http://schemas.microsoft.com/office/word/2010/wordprocessingShape" mc:Ignorable="w14 w15 wp14">
+<w:footnotes xmlns:wpc="http://schemas.microsoft.com/office/word/2010/wordprocessingCanvas" xmlns:cx="http://schemas.microsoft.com/office/drawing/2014/chartex" xmlns:cx1="http://schemas.microsoft.com/office/drawing/2015/9/8/chartex" xmlns:cx2="http://schemas.microsoft.com/office/drawing/2015/10/21/chartex" xmlns:cx3="http://schemas.microsoft.com/office/drawing/2016/5/9/chartex" xmlns:cx4="http://schemas.microsoft.com/office/drawing/2016/5/10/chartex" xmlns:cx5="http://schemas.microsoft.com/office/drawing/2016/5/11/chartex" xmlns:cx6="http://schemas.microsoft.com/office/drawing/2016/5/12/chartex" xmlns:cx7="http://schemas.microsoft.com/office/drawing/2016/5/13/chartex" xmlns:cx8="http://schemas.microsoft.com/office/drawing/2016/5/14/chartex" xmlns:mc="http://schemas.openxmlformats.org/markup-compatibility/2006" xmlns:aink="http://schemas.microsoft.com/office/drawing/2016/ink" xmlns:am3d="http://schemas.microsoft.com/office/drawing/2017/model3d" xmlns:o="urn:schemas-microsoft-com:office:office" xmlns:oel="http://schemas.microsoft.com/office/2019/extlst" xmlns:r="http://schemas.openxmlformats.org/officeDocument/2006/relationships" xmlns:m="http://schemas.openxmlformats.org/officeDocument/2006/math" xmlns:v="urn:schemas-microsoft-com:vml" xmlns:wp14="http://schemas.microsoft.com/office/word/2010/wordprocessingDrawing" xmlns:wp="http://schemas.openxmlformats.org/drawingml/2006/wordprocessingDrawing" xmlns:w10="urn:schemas-microsoft-com:office:word" xmlns:w="http://schemas.openxmlformats.org/wordprocessingml/2006/main" xmlns:w14="http://schemas.microsoft.com/office/word/2010/wordml" xmlns:w15="http://schemas.microsoft.com/office/word/2012/wordml" xmlns:w16cex="http://schemas.microsoft.com/office/word/2018/wordml/cex" xmlns:w16cid="http://schemas.microsoft.com/office/word/2016/wordml/cid" xmlns:w16="http://schemas.microsoft.com/office/word/2018/wordml" xmlns:w16du="http://schemas.microsoft.com/office/word/2023/wordml/word16du" xmlns:w16sdtdh="http://schemas.microsoft.com/office/word/2020/wordml/sdtdatahash" xmlns:w16sdtfl="http://schemas.microsoft.com/office/word/2024/wordml/sdtformatlock" xmlns:w16se="http://schemas.microsoft.com/office/word/2015/wordml/symex" xmlns:wpg="http://schemas.microsoft.com/office/word/2010/wordprocessingGroup" xmlns:wpi="http://schemas.microsoft.com/office/word/2010/wordprocessingInk" xmlns:wne="http://schemas.microsoft.com/office/word/2006/wordml" xmlns:wps="http://schemas.microsoft.com/office/word/2010/wordprocessingShape" mc:Ignorable="w14 w15 w16se w16cid w16 w16cex w16sdtdh w16sdtfl w16du wp14">
   <w:footnote w:type="separator" w:id="-1">
     <w:p>
       <w:pPr>
@@ -9335,8 +9299,8 @@
 </file>
 
 <file path=word/numbering.xml><?xml version="1.0" encoding="utf-8"?>
-<w:numbering xmlns:wpc="http://schemas.microsoft.com/office/word/2010/wordprocessingCanvas" xmlns:mc="http://schemas.openxmlformats.org/markup-compatibility/2006" xmlns:o="urn:schemas-microsoft-com:office:office" xmlns:r="http://schemas.openxmlformats.org/officeDocument/2006/relationships" xmlns:m="http://schemas.openxmlformats.org/officeDocument/2006/math" xmlns:v="urn:schemas-microsoft-com:vml" xmlns:wp14="http://schemas.microsoft.com/office/word/2010/wordprocessingDrawing" xmlns:wp="http://schemas.openxmlformats.org/drawingml/2006/wordprocessingDrawing" xmlns:w10="urn:schemas-microsoft-com:office:word" xmlns:w="http://schemas.openxmlformats.org/wordprocessingml/2006/main" xmlns:w14="http://schemas.microsoft.com/office/word/2010/wordml" xmlns:w15="http://schemas.microsoft.com/office/word/2012/wordml" xmlns:wpg="http://schemas.microsoft.com/office/word/2010/wordprocessingGroup" xmlns:wpi="http://schemas.microsoft.com/office/word/2010/wordprocessingInk" xmlns:wne="http://schemas.microsoft.com/office/word/2006/wordml" xmlns:wps="http://schemas.microsoft.com/office/word/2010/wordprocessingShape" mc:Ignorable="w14 w15 wp14">
-  <w:abstractNum w:abstractNumId="0">
+<w:numbering xmlns:wpc="http://schemas.microsoft.com/office/word/2010/wordprocessingCanvas" xmlns:cx="http://schemas.microsoft.com/office/drawing/2014/chartex" xmlns:cx1="http://schemas.microsoft.com/office/drawing/2015/9/8/chartex" xmlns:cx2="http://schemas.microsoft.com/office/drawing/2015/10/21/chartex" xmlns:cx3="http://schemas.microsoft.com/office/drawing/2016/5/9/chartex" xmlns:cx4="http://schemas.microsoft.com/office/drawing/2016/5/10/chartex" xmlns:cx5="http://schemas.microsoft.com/office/drawing/2016/5/11/chartex" xmlns:cx6="http://schemas.microsoft.com/office/drawing/2016/5/12/chartex" xmlns:cx7="http://schemas.microsoft.com/office/drawing/2016/5/13/chartex" xmlns:cx8="http://schemas.microsoft.com/office/drawing/2016/5/14/chartex" xmlns:mc="http://schemas.openxmlformats.org/markup-compatibility/2006" xmlns:aink="http://schemas.microsoft.com/office/drawing/2016/ink" xmlns:am3d="http://schemas.microsoft.com/office/drawing/2017/model3d" xmlns:o="urn:schemas-microsoft-com:office:office" xmlns:oel="http://schemas.microsoft.com/office/2019/extlst" xmlns:r="http://schemas.openxmlformats.org/officeDocument/2006/relationships" xmlns:m="http://schemas.openxmlformats.org/officeDocument/2006/math" xmlns:v="urn:schemas-microsoft-com:vml" xmlns:wp14="http://schemas.microsoft.com/office/word/2010/wordprocessingDrawing" xmlns:wp="http://schemas.openxmlformats.org/drawingml/2006/wordprocessingDrawing" xmlns:w10="urn:schemas-microsoft-com:office:word" xmlns:w="http://schemas.openxmlformats.org/wordprocessingml/2006/main" xmlns:w14="http://schemas.microsoft.com/office/word/2010/wordml" xmlns:w15="http://schemas.microsoft.com/office/word/2012/wordml" xmlns:w16cex="http://schemas.microsoft.com/office/word/2018/wordml/cex" xmlns:w16cid="http://schemas.microsoft.com/office/word/2016/wordml/cid" xmlns:w16="http://schemas.microsoft.com/office/word/2018/wordml" xmlns:w16du="http://schemas.microsoft.com/office/word/2023/wordml/word16du" xmlns:w16sdtdh="http://schemas.microsoft.com/office/word/2020/wordml/sdtdatahash" xmlns:w16sdtfl="http://schemas.microsoft.com/office/word/2024/wordml/sdtformatlock" xmlns:w16se="http://schemas.microsoft.com/office/word/2015/wordml/symex" xmlns:wpg="http://schemas.microsoft.com/office/word/2010/wordprocessingGroup" xmlns:wpi="http://schemas.microsoft.com/office/word/2010/wordprocessingInk" xmlns:wne="http://schemas.microsoft.com/office/word/2006/wordml" xmlns:wps="http://schemas.microsoft.com/office/word/2010/wordprocessingShape" mc:Ignorable="w14 w15 w16se w16cid w16 w16cex w16sdtdh w16sdtfl w16du wp14">
+  <w:abstractNum w:abstractNumId="0" w15:restartNumberingAfterBreak="0">
     <w:nsid w:val="009A4704"/>
     <w:multiLevelType w:val="hybridMultilevel"/>
     <w:tmpl w:val="C0C0FE4A"/>
@@ -9449,7 +9413,7 @@
       </w:rPr>
     </w:lvl>
   </w:abstractNum>
-  <w:abstractNum w:abstractNumId="1">
+  <w:abstractNum w:abstractNumId="1" w15:restartNumberingAfterBreak="0">
     <w:nsid w:val="07586A99"/>
     <w:multiLevelType w:val="multilevel"/>
     <w:tmpl w:val="937EB42C"/>
@@ -9562,7 +9526,7 @@
       </w:pPr>
     </w:lvl>
   </w:abstractNum>
-  <w:abstractNum w:abstractNumId="2">
+  <w:abstractNum w:abstractNumId="2" w15:restartNumberingAfterBreak="0">
     <w:nsid w:val="15D429E2"/>
     <w:multiLevelType w:val="hybridMultilevel"/>
     <w:tmpl w:val="27845B6E"/>
@@ -9651,7 +9615,7 @@
       </w:pPr>
     </w:lvl>
   </w:abstractNum>
-  <w:abstractNum w:abstractNumId="3">
+  <w:abstractNum w:abstractNumId="3" w15:restartNumberingAfterBreak="0">
     <w:nsid w:val="18B20ACA"/>
     <w:multiLevelType w:val="hybridMultilevel"/>
     <w:tmpl w:val="9700746A"/>
@@ -9764,7 +9728,7 @@
       </w:rPr>
     </w:lvl>
   </w:abstractNum>
-  <w:abstractNum w:abstractNumId="4">
+  <w:abstractNum w:abstractNumId="4" w15:restartNumberingAfterBreak="0">
     <w:nsid w:val="1F356F0E"/>
     <w:multiLevelType w:val="hybridMultilevel"/>
     <w:tmpl w:val="59520E88"/>
@@ -9853,7 +9817,7 @@
       </w:pPr>
     </w:lvl>
   </w:abstractNum>
-  <w:abstractNum w:abstractNumId="5">
+  <w:abstractNum w:abstractNumId="5" w15:restartNumberingAfterBreak="0">
     <w:nsid w:val="25A60BA8"/>
     <w:multiLevelType w:val="multilevel"/>
     <w:tmpl w:val="C960FE46"/>
@@ -9966,7 +9930,7 @@
       </w:pPr>
     </w:lvl>
   </w:abstractNum>
-  <w:abstractNum w:abstractNumId="6">
+  <w:abstractNum w:abstractNumId="6" w15:restartNumberingAfterBreak="0">
     <w:nsid w:val="31344DBD"/>
     <w:multiLevelType w:val="multilevel"/>
     <w:tmpl w:val="FC54D3B8"/>
@@ -10115,7 +10079,7 @@
       </w:rPr>
     </w:lvl>
   </w:abstractNum>
-  <w:abstractNum w:abstractNumId="7">
+  <w:abstractNum w:abstractNumId="7" w15:restartNumberingAfterBreak="0">
     <w:nsid w:val="34363AB9"/>
     <w:multiLevelType w:val="hybridMultilevel"/>
     <w:tmpl w:val="3D8C9E20"/>
@@ -10204,7 +10168,7 @@
       </w:pPr>
     </w:lvl>
   </w:abstractNum>
-  <w:abstractNum w:abstractNumId="8">
+  <w:abstractNum w:abstractNumId="8" w15:restartNumberingAfterBreak="0">
     <w:nsid w:val="386F49C2"/>
     <w:multiLevelType w:val="multilevel"/>
     <w:tmpl w:val="AA089B50"/>
@@ -10353,7 +10317,7 @@
       </w:rPr>
     </w:lvl>
   </w:abstractNum>
-  <w:abstractNum w:abstractNumId="9">
+  <w:abstractNum w:abstractNumId="9" w15:restartNumberingAfterBreak="0">
     <w:nsid w:val="3B3653EB"/>
     <w:multiLevelType w:val="multilevel"/>
     <w:tmpl w:val="3360563E"/>
@@ -10466,7 +10430,7 @@
       </w:pPr>
     </w:lvl>
   </w:abstractNum>
-  <w:abstractNum w:abstractNumId="10">
+  <w:abstractNum w:abstractNumId="10" w15:restartNumberingAfterBreak="0">
     <w:nsid w:val="4E136EE7"/>
     <w:multiLevelType w:val="hybridMultilevel"/>
     <w:tmpl w:val="31201458"/>
@@ -10555,7 +10519,7 @@
       </w:pPr>
     </w:lvl>
   </w:abstractNum>
-  <w:abstractNum w:abstractNumId="11">
+  <w:abstractNum w:abstractNumId="11" w15:restartNumberingAfterBreak="0">
     <w:nsid w:val="4FF93F23"/>
     <w:multiLevelType w:val="hybridMultilevel"/>
     <w:tmpl w:val="3F6C9148"/>
@@ -10668,7 +10632,7 @@
       </w:rPr>
     </w:lvl>
   </w:abstractNum>
-  <w:abstractNum w:abstractNumId="12">
+  <w:abstractNum w:abstractNumId="12" w15:restartNumberingAfterBreak="0">
     <w:nsid w:val="58127EFB"/>
     <w:multiLevelType w:val="hybridMultilevel"/>
     <w:tmpl w:val="6C3CDB54"/>
@@ -10781,7 +10745,7 @@
       </w:rPr>
     </w:lvl>
   </w:abstractNum>
-  <w:abstractNum w:abstractNumId="13">
+  <w:abstractNum w:abstractNumId="13" w15:restartNumberingAfterBreak="0">
     <w:nsid w:val="5AB23AE9"/>
     <w:multiLevelType w:val="hybridMultilevel"/>
     <w:tmpl w:val="5CCA290E"/>
@@ -10894,7 +10858,7 @@
       </w:rPr>
     </w:lvl>
   </w:abstractNum>
-  <w:abstractNum w:abstractNumId="14">
+  <w:abstractNum w:abstractNumId="14" w15:restartNumberingAfterBreak="0">
     <w:nsid w:val="5D4B5434"/>
     <w:multiLevelType w:val="hybridMultilevel"/>
     <w:tmpl w:val="42122C86"/>
@@ -11007,7 +10971,7 @@
       </w:rPr>
     </w:lvl>
   </w:abstractNum>
-  <w:abstractNum w:abstractNumId="15">
+  <w:abstractNum w:abstractNumId="15" w15:restartNumberingAfterBreak="0">
     <w:nsid w:val="68B23F2B"/>
     <w:multiLevelType w:val="multilevel"/>
     <w:tmpl w:val="3F5CFA70"/>
@@ -11156,7 +11120,7 @@
       </w:rPr>
     </w:lvl>
   </w:abstractNum>
-  <w:abstractNum w:abstractNumId="16">
+  <w:abstractNum w:abstractNumId="16" w15:restartNumberingAfterBreak="0">
     <w:nsid w:val="6BF972C9"/>
     <w:multiLevelType w:val="multilevel"/>
     <w:tmpl w:val="C48E0448"/>
@@ -11305,7 +11269,7 @@
       </w:rPr>
     </w:lvl>
   </w:abstractNum>
-  <w:abstractNum w:abstractNumId="17">
+  <w:abstractNum w:abstractNumId="17" w15:restartNumberingAfterBreak="0">
     <w:nsid w:val="6F7D4ECD"/>
     <w:multiLevelType w:val="multilevel"/>
     <w:tmpl w:val="95F096BC"/>
@@ -11454,7 +11418,7 @@
       </w:rPr>
     </w:lvl>
   </w:abstractNum>
-  <w:abstractNum w:abstractNumId="18">
+  <w:abstractNum w:abstractNumId="18" w15:restartNumberingAfterBreak="0">
     <w:nsid w:val="72C00A4B"/>
     <w:multiLevelType w:val="hybridMultilevel"/>
     <w:tmpl w:val="166C9EBA"/>
@@ -11567,7 +11531,7 @@
       </w:rPr>
     </w:lvl>
   </w:abstractNum>
-  <w:abstractNum w:abstractNumId="19">
+  <w:abstractNum w:abstractNumId="19" w15:restartNumberingAfterBreak="0">
     <w:nsid w:val="75B03209"/>
     <w:multiLevelType w:val="hybridMultilevel"/>
     <w:tmpl w:val="5A1079AA"/>
@@ -11680,7 +11644,7 @@
       </w:rPr>
     </w:lvl>
   </w:abstractNum>
-  <w:abstractNum w:abstractNumId="20">
+  <w:abstractNum w:abstractNumId="20" w15:restartNumberingAfterBreak="0">
     <w:nsid w:val="76991100"/>
     <w:multiLevelType w:val="hybridMultilevel"/>
     <w:tmpl w:val="BD82AC8C"/>
@@ -11793,74 +11757,74 @@
       </w:rPr>
     </w:lvl>
   </w:abstractNum>
-  <w:num w:numId="1">
+  <w:num w:numId="1" w16cid:durableId="361517954">
     <w:abstractNumId w:val="8"/>
   </w:num>
-  <w:num w:numId="2">
+  <w:num w:numId="2" w16cid:durableId="1234706507">
     <w:abstractNumId w:val="6"/>
   </w:num>
-  <w:num w:numId="3">
+  <w:num w:numId="3" w16cid:durableId="848183433">
     <w:abstractNumId w:val="13"/>
   </w:num>
-  <w:num w:numId="4">
+  <w:num w:numId="4" w16cid:durableId="1255238072">
     <w:abstractNumId w:val="14"/>
   </w:num>
-  <w:num w:numId="5">
+  <w:num w:numId="5" w16cid:durableId="525408074">
     <w:abstractNumId w:val="15"/>
   </w:num>
-  <w:num w:numId="6">
+  <w:num w:numId="6" w16cid:durableId="28844627">
     <w:abstractNumId w:val="0"/>
   </w:num>
-  <w:num w:numId="7">
+  <w:num w:numId="7" w16cid:durableId="1914195280">
     <w:abstractNumId w:val="12"/>
   </w:num>
-  <w:num w:numId="8">
+  <w:num w:numId="8" w16cid:durableId="1436436941">
     <w:abstractNumId w:val="17"/>
   </w:num>
-  <w:num w:numId="9">
+  <w:num w:numId="9" w16cid:durableId="1763183942">
     <w:abstractNumId w:val="19"/>
   </w:num>
-  <w:num w:numId="10">
+  <w:num w:numId="10" w16cid:durableId="958414699">
     <w:abstractNumId w:val="7"/>
   </w:num>
-  <w:num w:numId="11">
+  <w:num w:numId="11" w16cid:durableId="103620214">
     <w:abstractNumId w:val="1"/>
   </w:num>
-  <w:num w:numId="12">
+  <w:num w:numId="12" w16cid:durableId="1380786314">
     <w:abstractNumId w:val="3"/>
   </w:num>
-  <w:num w:numId="13">
+  <w:num w:numId="13" w16cid:durableId="1846282315">
     <w:abstractNumId w:val="5"/>
   </w:num>
-  <w:num w:numId="14">
+  <w:num w:numId="14" w16cid:durableId="1057902344">
     <w:abstractNumId w:val="9"/>
   </w:num>
-  <w:num w:numId="15">
+  <w:num w:numId="15" w16cid:durableId="2105956429">
     <w:abstractNumId w:val="20"/>
   </w:num>
-  <w:num w:numId="16">
+  <w:num w:numId="16" w16cid:durableId="1783837380">
     <w:abstractNumId w:val="18"/>
   </w:num>
-  <w:num w:numId="17">
+  <w:num w:numId="17" w16cid:durableId="1236358060">
     <w:abstractNumId w:val="10"/>
   </w:num>
-  <w:num w:numId="18">
+  <w:num w:numId="18" w16cid:durableId="1801800298">
     <w:abstractNumId w:val="16"/>
   </w:num>
-  <w:num w:numId="19">
+  <w:num w:numId="19" w16cid:durableId="1755861743">
     <w:abstractNumId w:val="4"/>
   </w:num>
-  <w:num w:numId="20">
+  <w:num w:numId="20" w16cid:durableId="745734501">
     <w:abstractNumId w:val="11"/>
   </w:num>
-  <w:num w:numId="21">
+  <w:num w:numId="21" w16cid:durableId="1315910977">
     <w:abstractNumId w:val="2"/>
   </w:num>
 </w:numbering>
 </file>
 
 <file path=word/styles.xml><?xml version="1.0" encoding="utf-8"?>
-<w:styles xmlns:mc="http://schemas.openxmlformats.org/markup-compatibility/2006" xmlns:r="http://schemas.openxmlformats.org/officeDocument/2006/relationships" xmlns:w="http://schemas.openxmlformats.org/wordprocessingml/2006/main" xmlns:w14="http://schemas.microsoft.com/office/word/2010/wordml" xmlns:w15="http://schemas.microsoft.com/office/word/2012/wordml" mc:Ignorable="w14 w15">
+<w:styles xmlns:mc="http://schemas.openxmlformats.org/markup-compatibility/2006" xmlns:r="http://schemas.openxmlformats.org/officeDocument/2006/relationships" xmlns:w="http://schemas.openxmlformats.org/wordprocessingml/2006/main" xmlns:w14="http://schemas.microsoft.com/office/word/2010/wordml" xmlns:w15="http://schemas.microsoft.com/office/word/2012/wordml" xmlns:w16cex="http://schemas.microsoft.com/office/word/2018/wordml/cex" xmlns:w16cid="http://schemas.microsoft.com/office/word/2016/wordml/cid" xmlns:w16="http://schemas.microsoft.com/office/word/2018/wordml" xmlns:w16du="http://schemas.microsoft.com/office/word/2023/wordml/word16du" xmlns:w16sdtdh="http://schemas.microsoft.com/office/word/2020/wordml/sdtdatahash" xmlns:w16sdtfl="http://schemas.microsoft.com/office/word/2024/wordml/sdtformatlock" xmlns:w16se="http://schemas.microsoft.com/office/word/2015/wordml/symex" mc:Ignorable="w14 w15 w16se w16cid w16 w16cex w16sdtdh w16sdtfl w16du">
   <w:docDefaults>
     <w:rPrDefault>
       <w:rPr>
@@ -11876,7 +11840,7 @@
       </w:pPr>
     </w:pPrDefault>
   </w:docDefaults>
-  <w:latentStyles w:defLockedState="0" w:defUIPriority="99" w:defSemiHidden="0" w:defUnhideWhenUsed="0" w:defQFormat="0" w:count="371">
+  <w:latentStyles w:defLockedState="0" w:defUIPriority="99" w:defSemiHidden="0" w:defUnhideWhenUsed="0" w:defQFormat="0" w:count="376">
     <w:lsdException w:name="Normal" w:uiPriority="0" w:qFormat="1"/>
     <w:lsdException w:name="heading 1" w:uiPriority="9" w:qFormat="1"/>
     <w:lsdException w:name="heading 2" w:semiHidden="1" w:uiPriority="9" w:unhideWhenUsed="1" w:qFormat="1"/>
@@ -12248,6 +12212,11 @@
     <w:lsdException w:name="List Table 5 Dark Accent 6" w:uiPriority="50"/>
     <w:lsdException w:name="List Table 6 Colorful Accent 6" w:uiPriority="51"/>
     <w:lsdException w:name="List Table 7 Colorful Accent 6" w:uiPriority="52"/>
+    <w:lsdException w:name="Mention" w:semiHidden="1" w:unhideWhenUsed="1"/>
+    <w:lsdException w:name="Smart Hyperlink" w:semiHidden="1" w:unhideWhenUsed="1"/>
+    <w:lsdException w:name="Hashtag" w:semiHidden="1" w:unhideWhenUsed="1"/>
+    <w:lsdException w:name="Unresolved Mention" w:semiHidden="1" w:unhideWhenUsed="1"/>
+    <w:lsdException w:name="Smart Link" w:semiHidden="1" w:unhideWhenUsed="1"/>
   </w:latentStyles>
   <w:style w:type="paragraph" w:default="1" w:styleId="Normal">
     <w:name w:val="Normal"/>
@@ -12398,7 +12367,6 @@
       <w:spacing w:after="0" w:line="240" w:lineRule="auto"/>
     </w:pPr>
     <w:tblPr>
-      <w:tblInd w:w="0" w:type="dxa"/>
       <w:tblBorders>
         <w:top w:val="single" w:sz="4" w:space="0" w:color="auto"/>
         <w:left w:val="single" w:sz="4" w:space="0" w:color="auto"/>
@@ -12407,12 +12375,6 @@
         <w:insideH w:val="single" w:sz="4" w:space="0" w:color="auto"/>
         <w:insideV w:val="single" w:sz="4" w:space="0" w:color="auto"/>
       </w:tblBorders>
-      <w:tblCellMar>
-        <w:top w:w="0" w:type="dxa"/>
-        <w:left w:w="108" w:type="dxa"/>
-        <w:bottom w:w="0" w:type="dxa"/>
-        <w:right w:w="108" w:type="dxa"/>
-      </w:tblCellMar>
     </w:tblPr>
   </w:style>
   <w:style w:type="character" w:styleId="Strong">
